--- a/data/testcase_uc3_v2/02_hop_le_chung_tu/02_hop_le_chung_tu-tc09_hoa_don_so_hoc_khong_khop/hoa_don_0001809.docx
+++ b/data/testcase_uc3_v2/02_hop_le_chung_tu/02_hop_le_chung_tu-tc09_hoa_don_so_hoc_khong_khop/hoa_don_0001809.docx
@@ -943,12 +943,12 @@
         <w:jc w:val="center"/>
       </w:pPr>
       <w:r>
-        <w:t>Mã tra cứu hóa đơn: BN-0001809 | DỮ LIỆU GIẢ LẬP DÙNG CHO KIỂM THỬ - KHÔNG CÓ GIÁ TRỊ PHÁP LÝ</w:t>
+        <w:t>Mã tra cứu hóa đơn: BN-0001809</w:t>
       </w:r>
     </w:p>
     <w:p>
       <w:r>
-        <w:t>Ghi chú kiểm thử: Tiền hàng 1.000.000 đồng, thuế GTGT 100.000 đồng, tổng thanh toán 1.100.000 đồng</w:t>
+        <w:t>Ghi chú: Tiền hàng 1.000.000 đồng, thuế GTGT 100.000 đồng, tổng thanh toán 1.100.000 đồng</w:t>
       </w:r>
     </w:p>
     <w:sectPr>
